--- a/docs/word/תוכנית ניהול פרויקט - ניווט אלוני יצחק.docx
+++ b/docs/word/תוכנית ניהול פרויקט - ניווט אלוני יצחק.docx
@@ -142,7 +142,7 @@
           <w:rFonts w:ascii="Arial" w:hAnsi="Arial" w:cs="David"/>
           <w:rtl/>
         </w:rPr>
-        <w:t xml:space="preserve">הפרויקט מפורק ל-29 מטלות בשישה שלבים, כ-136 שעות עבודה. כל מטלה הופכת ל-Issue ב-GitHub, וכל שלב ל-Milestone.</w:t>
+        <w:t xml:space="preserve">הפרויקט מפורק ל-30 מטלות בשישה שלבים, כ-142 שעות עבודה. כל מטלה הופכת ל-Issue ב-GitHub, וכל שלב ל-Milestone. שלב ההגדרה הושלם באוקטובר 2026: המסמכים (T01–T03) ועיצוב המסכים (T27). בעקבות סקירת העיצוב נוספה מטלה T30, הפיכת העיצובים לקובצי XML.</w:t>
       </w:r>
     </w:p>
     <w:tbl>
@@ -2546,6 +2546,86 @@
                 <w:rFonts w:ascii="Arial" w:hAnsi="Arial" w:cs="David"/>
               </w:rPr>
               <w:t xml:space="preserve">4</w:t>
+            </w:r>
+          </w:p>
+        </w:tc>
+      </w:tr>
+      <w:tr>
+        <w:tc>
+          <w:tcPr/>
+          <w:p>
+            <w:pPr>
+              <w:bidi/>
+              <w:pStyle w:val="Compact"/>
+            </w:pPr>
+            <w:r>
+              <w:rPr>
+                <w:rFonts w:ascii="Arial" w:hAnsi="Arial" w:cs="David"/>
+              </w:rPr>
+              <w:t xml:space="preserve">T30</w:t>
+            </w:r>
+          </w:p>
+        </w:tc>
+        <w:tc>
+          <w:tcPr/>
+          <w:p>
+            <w:pPr>
+              <w:bidi/>
+              <w:pStyle w:val="Compact"/>
+            </w:pPr>
+            <w:r>
+              <w:rPr>
+                <w:rFonts w:ascii="Arial" w:hAnsi="Arial" w:cs="David"/>
+                <w:rtl/>
+              </w:rPr>
+              <w:t xml:space="preserve">קובצי XML לכל המסכים לפי עיצובי Figma</w:t>
+            </w:r>
+          </w:p>
+        </w:tc>
+        <w:tc>
+          <w:tcPr/>
+          <w:p>
+            <w:pPr>
+              <w:bidi/>
+              <w:pStyle w:val="Compact"/>
+            </w:pPr>
+            <w:r>
+              <w:rPr>
+                <w:rFonts w:ascii="Arial" w:hAnsi="Arial" w:cs="David"/>
+                <w:rtl/>
+              </w:rPr>
+              <w:t xml:space="preserve">שלד</w:t>
+            </w:r>
+          </w:p>
+        </w:tc>
+        <w:tc>
+          <w:tcPr/>
+          <w:p>
+            <w:pPr>
+              <w:bidi/>
+              <w:pStyle w:val="Compact"/>
+            </w:pPr>
+            <w:r>
+              <w:rPr>
+                <w:rFonts w:ascii="Arial" w:hAnsi="Arial" w:cs="David"/>
+                <w:rtl/>
+              </w:rPr>
+              <w:t xml:space="preserve">—</w:t>
+            </w:r>
+          </w:p>
+        </w:tc>
+        <w:tc>
+          <w:tcPr/>
+          <w:p>
+            <w:pPr>
+              <w:bidi/>
+              <w:pStyle w:val="Compact"/>
+            </w:pPr>
+            <w:r>
+              <w:rPr>
+                <w:rFonts w:ascii="Arial" w:hAnsi="Arial" w:cs="David"/>
+              </w:rPr>
+              <w:t xml:space="preserve">6</w:t>
             </w:r>
           </w:p>
         </w:tc>

--- a/docs/word/תוכנית ניהול פרויקט - ניווט אלוני יצחק.docx
+++ b/docs/word/תוכנית ניהול פרויקט - ניווט אלוני יצחק.docx
@@ -304,6 +304,175 @@
         <w:t xml:space="preserve">הנתונים הועלו ל-Firestore מ-Cloud Shell, בלי קובץ מפתח.</w:t>
       </w:r>
     </w:p>
+    <w:p>
+      <w:pPr>
+        <w:bidi/>
+      </w:pPr>
+      <w:r>
+        <w:rPr>
+          <w:rtl/>
+          <w:bCs/>
+          <w:b/>
+        </w:rPr>
+        <w:t xml:space="preserve">שלב השלד והחיפוש (M3) הושלם ב-24.10.2026</w:t>
+      </w:r>
+      <w:r>
+        <w:rPr>
+          <w:rtl/>
+        </w:rPr>
+        <w:t xml:space="preserve">, שלושה חודשים לפני היעד:</w:t>
+      </w:r>
+      <w:r>
+        <w:rPr>
+          <w:rtl/>
+        </w:rPr>
+        <w:t xml:space="preserve"> </w:t>
+      </w:r>
+      <w:r>
+        <w:rPr>
+          <w:rtl/>
+        </w:rPr>
+        <w:t xml:space="preserve">-</w:t>
+      </w:r>
+      <w:r>
+        <w:rPr>
+          <w:rtl/>
+        </w:rPr>
+        <w:t xml:space="preserve"> </w:t>
+      </w:r>
+      <w:r>
+        <w:rPr>
+          <w:rtl/>
+          <w:bCs/>
+          <w:b/>
+        </w:rPr>
+        <w:t xml:space="preserve">T08:</w:t>
+      </w:r>
+      <w:r>
+        <w:rPr>
+          <w:rtl/>
+        </w:rPr>
+        <w:t xml:space="preserve"> </w:t>
+      </w:r>
+      <w:r>
+        <w:rPr>
+          <w:rtl/>
+        </w:rPr>
+        <w:t xml:space="preserve">הנתונים מסונכרנים מ-Firestore ל-Room רק כשיש גרסה חדשה, ונתונים חלקיים נדחים. האפליקציה עובדת בלי רשת (AT-09, נבדק על Galaxy S22).</w:t>
+      </w:r>
+      <w:r>
+        <w:rPr>
+          <w:rtl/>
+        </w:rPr>
+        <w:t xml:space="preserve"> </w:t>
+      </w:r>
+      <w:r>
+        <w:rPr>
+          <w:rtl/>
+        </w:rPr>
+        <w:t xml:space="preserve">-</w:t>
+      </w:r>
+      <w:r>
+        <w:rPr>
+          <w:rtl/>
+        </w:rPr>
+        <w:t xml:space="preserve"> </w:t>
+      </w:r>
+      <w:r>
+        <w:rPr>
+          <w:rtl/>
+          <w:bCs/>
+          <w:b/>
+        </w:rPr>
+        <w:t xml:space="preserve">T30:</w:t>
+      </w:r>
+      <w:r>
+        <w:rPr>
+          <w:rtl/>
+        </w:rPr>
+        <w:t xml:space="preserve"> </w:t>
+      </w:r>
+      <w:r>
+        <w:rPr>
+          <w:rtl/>
+        </w:rPr>
+        <w:t xml:space="preserve">כל עשרת המסכים נבנו כקובצי XML לפי העיצובים, וממצאי הסקירה 5–11 יושמו. נוסף ממצא 12: שדה</w:t>
+      </w:r>
+      <w:r>
+        <w:rPr>
+          <w:rtl/>
+        </w:rPr>
+        <w:t xml:space="preserve"> </w:t>
+      </w:r>
+      <w:r>
+        <w:rPr>
+          <w:rtl/>
+        </w:rPr>
+        <w:t xml:space="preserve">“</w:t>
+      </w:r>
+      <w:r>
+        <w:rPr>
+          <w:rtl/>
+        </w:rPr>
+        <w:t xml:space="preserve">הערות ניווט</w:t>
+      </w:r>
+      <w:r>
+        <w:rPr>
+          <w:rtl/>
+        </w:rPr>
+        <w:t xml:space="preserve">”</w:t>
+      </w:r>
+      <w:r>
+        <w:rPr>
+          <w:rtl/>
+        </w:rPr>
+        <w:t xml:space="preserve"> </w:t>
+      </w:r>
+      <w:r>
+        <w:rPr>
+          <w:rtl/>
+        </w:rPr>
+        <w:t xml:space="preserve">ירד, כי אינו במודל הנתונים. כל מסך מצויר אוטומטית בכל PR (Paparazzi) ומושווה לתמונה שלו.</w:t>
+      </w:r>
+      <w:r>
+        <w:rPr>
+          <w:rtl/>
+        </w:rPr>
+        <w:t xml:space="preserve"> </w:t>
+      </w:r>
+      <w:r>
+        <w:rPr>
+          <w:rtl/>
+        </w:rPr>
+        <w:t xml:space="preserve">-</w:t>
+      </w:r>
+      <w:r>
+        <w:rPr>
+          <w:rtl/>
+        </w:rPr>
+        <w:t xml:space="preserve"> </w:t>
+      </w:r>
+      <w:r>
+        <w:rPr>
+          <w:rtl/>
+          <w:bCs/>
+          <w:b/>
+        </w:rPr>
+        <w:t xml:space="preserve">T09 ו-T10:</w:t>
+      </w:r>
+      <w:r>
+        <w:rPr>
+          <w:rtl/>
+        </w:rPr>
+        <w:t xml:space="preserve"> </w:t>
+      </w:r>
+      <w:r>
+        <w:rPr>
+          <w:rtl/>
+        </w:rPr>
+        <w:t xml:space="preserve">חיפוש תוך כדי הקלדה לפי מספר, שם ואחראי (AT-01), מועדפים ו-10 החיפושים האחרונים שנשמרים אחרי סגירת האפליקציה (AT-02). בדיקות הקבלה רצות על אמולטור בכל PR.</w:t>
+      </w:r>
+    </w:p>
     <w:tbl>
       <w:tblPr>
         <w:bidiVisual/>
@@ -523,7 +692,7 @@
               <w:rPr>
                 <w:rtl/>
               </w:rPr>
-              <w:t xml:space="preserve">הבא בתור</w:t>
+              <w:t xml:space="preserve">הושלם 24.10.2026</w:t>
             </w:r>
           </w:p>
         </w:tc>
@@ -541,23 +710,73 @@
               <w:rPr>
                 <w:rtl/>
               </w:rPr>
-              <w:t xml:space="preserve">M4–M6</w:t>
-            </w:r>
-          </w:p>
-        </w:tc>
-        <w:tc>
-          <w:tcPr/>
-          <w:p>
-            <w:pPr>
-              <w:pStyle w:val="Compact"/>
-              <w:bidi/>
-              <w:jc w:val="left"/>
-            </w:pPr>
-            <w:r>
-              <w:rPr>
-                <w:rtl/>
-              </w:rPr>
-              <w:t xml:space="preserve">14.03–31.05.2027</w:t>
+              <w:t xml:space="preserve">M4 · ניווט ומפה</w:t>
+            </w:r>
+          </w:p>
+        </w:tc>
+        <w:tc>
+          <w:tcPr/>
+          <w:p>
+            <w:pPr>
+              <w:pStyle w:val="Compact"/>
+              <w:bidi/>
+              <w:jc w:val="left"/>
+            </w:pPr>
+            <w:r>
+              <w:rPr>
+                <w:rtl/>
+              </w:rPr>
+              <w:t xml:space="preserve">14.03.2027</w:t>
+            </w:r>
+          </w:p>
+        </w:tc>
+        <w:tc>
+          <w:tcPr/>
+          <w:p>
+            <w:pPr>
+              <w:pStyle w:val="Compact"/>
+              <w:bidi/>
+              <w:jc w:val="left"/>
+            </w:pPr>
+            <w:r>
+              <w:rPr>
+                <w:rtl/>
+              </w:rPr>
+              <w:t xml:space="preserve">בעבודה</w:t>
+            </w:r>
+          </w:p>
+        </w:tc>
+      </w:tr>
+      <w:tr>
+        <w:tc>
+          <w:tcPr/>
+          <w:p>
+            <w:pPr>
+              <w:pStyle w:val="Compact"/>
+              <w:bidi/>
+              <w:jc w:val="left"/>
+            </w:pPr>
+            <w:r>
+              <w:rPr>
+                <w:rtl/>
+              </w:rPr>
+              <w:t xml:space="preserve">M5–M6</w:t>
+            </w:r>
+          </w:p>
+        </w:tc>
+        <w:tc>
+          <w:tcPr/>
+          <w:p>
+            <w:pPr>
+              <w:pStyle w:val="Compact"/>
+              <w:bidi/>
+              <w:jc w:val="left"/>
+            </w:pPr>
+            <w:r>
+              <w:rPr>
+                <w:rtl/>
+              </w:rPr>
+              <w:t xml:space="preserve">25.04–31.05.2027</w:t>
             </w:r>
           </w:p>
         </w:tc>
@@ -579,7 +798,32 @@
         </w:tc>
       </w:tr>
     </w:tbl>
-    <w:p/>
+    <w:p>
+      <w:pPr>
+        <w:pStyle w:val="BlockText"/>
+        <w:bidi/>
+      </w:pPr>
+      <w:r>
+        <w:rPr>
+          <w:rtl/>
+          <w:bCs/>
+          <w:b/>
+        </w:rPr>
+        <w:t xml:space="preserve">הערה לתלמידים:</w:t>
+      </w:r>
+      <w:r>
+        <w:rPr>
+          <w:rtl/>
+        </w:rPr>
+        <w:t xml:space="preserve"> </w:t>
+      </w:r>
+      <w:r>
+        <w:rPr>
+          <w:rtl/>
+        </w:rPr>
+        <w:t xml:space="preserve">שלושה שלבים הסתיימו מהר בהרבה מהתוכנית, כי את רוב הקוד כתבה בינה מלאכותית (פרק 4). הזמן שנחסך לא נעלם: הוא עובר לשלבים שהבינה לא יכולה לעשות במקומכם, כמו הליכה בקמפוס, צילום תמונות למודל ובדיקות בשטח. לכן לא מקדימים את תאריכי היעד של השלבים הבאים.</w:t>
+      </w:r>
+    </w:p>
     <w:tbl>
       <w:tblPr>
         <w:bidiVisual/>
